--- a/docs/SSD_Farm_Requirements_Document.docx
+++ b/docs/SSD_Farm_Requirements_Document.docx
@@ -1144,7 +1144,7 @@
           </w:tcPr>
           <w:p>
             <w:r>
-              <w:t xml:space="preserve">Firebase Authentication (Phone/Custom token sign-in)</w:t>
+              <w:t xml:space="preserve">Firebase Authentication (email/password sign-in, used internally)</w:t>
             </w:r>
           </w:p>
         </w:tc>
@@ -1162,7 +1162,7 @@
           </w:tcPr>
           <w:p>
             <w:r>
-              <w:t xml:space="preserve">Login by mobile number + password (see § 6.1 for how password-based login is implemented on top of Firebase Auth).</w:t>
+              <w:t xml:space="preserve">User only ever sees “mobile number + password”; see the finalized approach just below this table.</w:t>
             </w:r>
           </w:p>
         </w:tc>
@@ -1569,7 +1569,7 @@
           <w:i/>
           <w:iCs/>
         </w:rPr>
-        <w:t xml:space="preserve">Note on login without a phone-verification OTP: since the admin generates the password directly (see § 4.2), the recommended implementation is a Cloud Function that verifies mobile number + password against Firestore and mints a Firebase custom auth token, rather than using Firebase's OTP-based phone auth. This keeps “admin sets the password” control exactly as requested.</w:t>
+        <w:t xml:space="preserve">Login decision (finalized): mobile number + Admin-set password, using Firebase Authentication directly — no Cloud Function needed. Firebase Authentication's email/password sign-in is used under the hood: each mobile number is mapped to a fixed-format internal address (e.g. 9999999999@ssdfarm.app) purely so Firebase Auth can store it, while every screen the user actually sees only ever asks for their mobile number and password. When Admin creates a customer or delivery boy, the Admin app creates that Firebase Auth account via a secondary, temporary Firebase app instance so the Admin's own logged-in session is never disturbed. This keeps “admin sets the password, user logs in with mobile number + password” exactly as requested, while staying fully client-side and free (Spark plan, no Blaze/Cloud Functions required).</w:t>
       </w:r>
     </w:p>
     <w:p>
